--- a/docs/inventory/krolikovodstvo/docx/T07-byproducts.docx
+++ b/docs/inventory/krolikovodstvo/docx/T07-byproducts.docx
@@ -66,6 +66,169 @@
     </w:p>
     <w:p>
       <w:r>
+        <w:t>Ссылки на исходный ТЭО (файл:строка):</w:t>
+      </w:r>
+    </w:p>
+    <w:p>
+      <w:r>
+        <w:rPr>
+          <w:rFonts w:ascii="Consolas" w:hAnsi="Consolas"/>
+          <w:color w:val="1A568E"/>
+          <w:sz w:val="18"/>
+        </w:rPr>
+        <w:t>↳ docs/graphify-corpus/01-vvedenie-i-resume.md:137–147</w:t>
+      </w:r>
+    </w:p>
+    <w:p>
+      <w:r>
+        <w:rPr>
+          <w:rFonts w:ascii="Consolas" w:hAnsi="Consolas"/>
+          <w:color w:val="1A568E"/>
+          <w:sz w:val="18"/>
+        </w:rPr>
+        <w:t>↳ docs/graphify-corpus/01-vvedenie-i-resume.md:183–189</w:t>
+      </w:r>
+    </w:p>
+    <w:p>
+      <w:r>
+        <w:rPr>
+          <w:rFonts w:ascii="Consolas" w:hAnsi="Consolas"/>
+          <w:color w:val="1A568E"/>
+          <w:sz w:val="18"/>
+        </w:rPr>
+        <w:t>↳ docs/graphify-corpus/01-vvedenie-i-resume.md:274–291</w:t>
+      </w:r>
+    </w:p>
+    <w:p>
+      <w:r>
+        <w:rPr>
+          <w:rFonts w:ascii="Consolas" w:hAnsi="Consolas"/>
+          <w:color w:val="1A568E"/>
+          <w:sz w:val="18"/>
+        </w:rPr>
+        <w:t>↳ docs/graphify-corpus/01-vvedenie-i-resume.md:304–310</w:t>
+      </w:r>
+    </w:p>
+    <w:p>
+      <w:r>
+        <w:rPr>
+          <w:rFonts w:ascii="Consolas" w:hAnsi="Consolas"/>
+          <w:color w:val="1A568E"/>
+          <w:sz w:val="18"/>
+        </w:rPr>
+        <w:t>↳ docs/graphify-corpus/01-vvedenie-i-resume.md:392–398</w:t>
+      </w:r>
+    </w:p>
+    <w:p>
+      <w:r>
+        <w:rPr>
+          <w:rFonts w:ascii="Consolas" w:hAnsi="Consolas"/>
+          <w:color w:val="1A568E"/>
+          <w:sz w:val="18"/>
+        </w:rPr>
+        <w:t>↳ docs/graphify-corpus/01-vvedenie-i-resume.md:403–409</w:t>
+      </w:r>
+    </w:p>
+    <w:p>
+      <w:r>
+        <w:rPr>
+          <w:rFonts w:ascii="Consolas" w:hAnsi="Consolas"/>
+          <w:color w:val="1A568E"/>
+          <w:sz w:val="18"/>
+        </w:rPr>
+        <w:t>↳ docs/graphify-corpus/01-vvedenie-i-resume.md:637–643</w:t>
+      </w:r>
+    </w:p>
+    <w:p>
+      <w:r>
+        <w:rPr>
+          <w:rFonts w:ascii="Consolas" w:hAnsi="Consolas"/>
+          <w:color w:val="1A568E"/>
+          <w:sz w:val="18"/>
+        </w:rPr>
+        <w:t>↳ docs/graphify-corpus/01-vvedenie-i-resume.md:807–813</w:t>
+      </w:r>
+    </w:p>
+    <w:p>
+      <w:r>
+        <w:rPr>
+          <w:rFonts w:ascii="Consolas" w:hAnsi="Consolas"/>
+          <w:color w:val="1A568E"/>
+          <w:sz w:val="18"/>
+        </w:rPr>
+        <w:t>↳ docs/graphify-corpus/01-vvedenie-i-resume.md:876–882</w:t>
+      </w:r>
+    </w:p>
+    <w:p>
+      <w:r>
+        <w:rPr>
+          <w:rFonts w:ascii="Consolas" w:hAnsi="Consolas"/>
+          <w:color w:val="1A568E"/>
+          <w:sz w:val="18"/>
+        </w:rPr>
+        <w:t>↳ docs/graphify-corpus/01-vvedenie-i-resume.md:911–917</w:t>
+      </w:r>
+    </w:p>
+    <w:p>
+      <w:r>
+        <w:rPr>
+          <w:rFonts w:ascii="Consolas" w:hAnsi="Consolas"/>
+          <w:color w:val="1A568E"/>
+          <w:sz w:val="18"/>
+        </w:rPr>
+        <w:t>↳ docs/graphify-corpus/01-vvedenie-i-resume.md:1007–1013</w:t>
+      </w:r>
+    </w:p>
+    <w:p>
+      <w:r>
+        <w:rPr>
+          <w:rFonts w:ascii="Consolas" w:hAnsi="Consolas"/>
+          <w:color w:val="1A568E"/>
+          <w:sz w:val="18"/>
+        </w:rPr>
+        <w:t>↳ docs/graphify-corpus/01-vvedenie-i-resume.md:1077–1083</w:t>
+      </w:r>
+    </w:p>
+    <w:p>
+      <w:r>
+        <w:rPr>
+          <w:rFonts w:ascii="Consolas" w:hAnsi="Consolas"/>
+          <w:color w:val="1A568E"/>
+          <w:sz w:val="18"/>
+        </w:rPr>
+        <w:t>↳ docs/graphify-corpus/01-vvedenie-i-resume.md:1330–1336</w:t>
+      </w:r>
+    </w:p>
+    <w:p>
+      <w:r>
+        <w:rPr>
+          <w:rFonts w:ascii="Consolas" w:hAnsi="Consolas"/>
+          <w:color w:val="1A568E"/>
+          <w:sz w:val="18"/>
+        </w:rPr>
+        <w:t>↳ docs/graphify-corpus/01-vvedenie-i-resume.md:1379–1391</w:t>
+      </w:r>
+    </w:p>
+    <w:p>
+      <w:r>
+        <w:rPr>
+          <w:rFonts w:ascii="Consolas" w:hAnsi="Consolas"/>
+          <w:color w:val="1A568E"/>
+          <w:sz w:val="18"/>
+        </w:rPr>
+        <w:t>↳ docs/graphify-corpus/01-vvedenie-i-resume.md:1681–1687</w:t>
+      </w:r>
+    </w:p>
+    <w:p>
+      <w:pPr>
+        <w:pStyle w:val="Heading3"/>
+      </w:pPr>
+      <w:r>
+        <w:t>Фрагмент docs/graphify-corpus/01-vvedenie-i-resume.md:137–147</w:t>
+      </w:r>
+    </w:p>
+    <w:p>
+      <w:r>
         <w:t>✓ Устойчивый спрос на натуральные мясные продукты открывает возможности для создания современных производств полного цикла.</w:t>
       </w:r>
     </w:p>
@@ -92,6 +255,14 @@
       </w:r>
     </w:p>
     <w:p>
+      <w:pPr>
+        <w:pStyle w:val="Heading3"/>
+      </w:pPr>
+      <w:r>
+        <w:t>Фрагмент docs/graphify-corpus/01-vvedenie-i-resume.md:183–189</w:t>
+      </w:r>
+    </w:p>
+    <w:p>
       <w:r>
         <w:t>Мы планируем применить качественные современные европейские технологии, основанные на последних инновационных разработках, которые являются энергоэффективными и долговечными.</w:t>
         <w:br/>
@@ -109,6 +280,14 @@
       </w:r>
     </w:p>
     <w:p>
+      <w:pPr>
+        <w:pStyle w:val="Heading3"/>
+      </w:pPr>
+      <w:r>
+        <w:t>Фрагмент docs/graphify-corpus/01-vvedenie-i-resume.md:274–291</w:t>
+      </w:r>
+    </w:p>
+    <w:p>
       <w:r>
         <w:t>Цены реализации:</w:t>
         <w:br/>
@@ -148,6 +327,14 @@
       </w:r>
     </w:p>
     <w:p>
+      <w:pPr>
+        <w:pStyle w:val="Heading3"/>
+      </w:pPr>
+      <w:r>
+        <w:t>Фрагмент docs/graphify-corpus/01-vvedenie-i-resume.md:304–310</w:t>
+      </w:r>
+    </w:p>
+    <w:p>
       <w:r>
         <w:t>Генератор: Механическая энергия от работы поршней передается в электрогенератор, который генерирует электрический ток.</w:t>
         <w:br/>
@@ -165,6 +352,14 @@
       </w:r>
     </w:p>
     <w:p>
+      <w:pPr>
+        <w:pStyle w:val="Heading3"/>
+      </w:pPr>
+      <w:r>
+        <w:t>Фрагмент docs/graphify-corpus/01-vvedenie-i-resume.md:392–398</w:t>
+      </w:r>
+    </w:p>
+    <w:p>
       <w:r>
         <w:t>Производственная мощность:</w:t>
         <w:br/>
@@ -182,6 +377,14 @@
       </w:r>
     </w:p>
     <w:p>
+      <w:pPr>
+        <w:pStyle w:val="Heading3"/>
+      </w:pPr>
+      <w:r>
+        <w:t>Фрагмент docs/graphify-corpus/01-vvedenie-i-resume.md:403–409</w:t>
+      </w:r>
+    </w:p>
+    <w:p>
       <w:r>
         <w:t>Компания будет располагаться собственной бойней, расположенной на производственной площадке, что позволяет избежать стресса у кроликов при транспортировке к месту убоя. Современная бойня будет спроектирована и изготовлена итальянской компанией «SINT TECHNOLOGY». Производственная мощность будет составлять 2400 голов в час.</w:t>
       </w:r>
@@ -199,6 +402,14 @@
       </w:r>
     </w:p>
     <w:p>
+      <w:pPr>
+        <w:pStyle w:val="Heading3"/>
+      </w:pPr>
+      <w:r>
+        <w:t>Фрагмент docs/graphify-corpus/01-vvedenie-i-resume.md:637–643</w:t>
+      </w:r>
+    </w:p>
+    <w:p>
       <w:r>
         <w:t>Развитие кормовой базы: Планируется создание собственной кормовой базы с использованием современных сельскохозяйственных технологий.</w:t>
         <w:br/>
@@ -216,6 +427,14 @@
       </w:r>
     </w:p>
     <w:p>
+      <w:pPr>
+        <w:pStyle w:val="Heading3"/>
+      </w:pPr>
+      <w:r>
+        <w:t>Фрагмент docs/graphify-corpus/01-vvedenie-i-resume.md:807–813</w:t>
+      </w:r>
+    </w:p>
+    <w:p>
       <w:r>
         <w:t>Убойный цех. Бойня будет расположено на производственной площадке, поэтому кролики не испытывают стресса во время транспортировки к месту убоя. Современная бойня будет спроектирована и изготовлена ​​компанией «SINT TECHNOLOGY» (Италия). Мощность цеха – 2400 голов в час.</w:t>
       </w:r>
@@ -231,6 +450,14 @@
       </w:r>
     </w:p>
     <w:p>
+      <w:pPr>
+        <w:pStyle w:val="Heading3"/>
+      </w:pPr>
+      <w:r>
+        <w:t>Фрагмент docs/graphify-corpus/01-vvedenie-i-resume.md:876–882</w:t>
+      </w:r>
+    </w:p>
+    <w:p>
       <w:r>
         <w:t>Обеспечение продовольственной безопасности: Устойчивое обеспечение страны качественными продуктами питания.</w:t>
         <w:br/>
@@ -248,6 +475,14 @@
       </w:r>
     </w:p>
     <w:p>
+      <w:pPr>
+        <w:pStyle w:val="Heading3"/>
+      </w:pPr>
+      <w:r>
+        <w:t>Фрагмент docs/graphify-corpus/01-vvedenie-i-resume.md:911–917</w:t>
+      </w:r>
+    </w:p>
+    <w:p>
       <w:r>
         <w:t>Наше производство является безотходным:</w:t>
       </w:r>
@@ -264,6 +499,14 @@
       </w:r>
     </w:p>
     <w:p>
+      <w:pPr>
+        <w:pStyle w:val="Heading3"/>
+      </w:pPr>
+      <w:r>
+        <w:t>Фрагмент docs/graphify-corpus/01-vvedenie-i-resume.md:1007–1013</w:t>
+      </w:r>
+    </w:p>
+    <w:p>
       <w:r>
         <w:t>Минимизация отходов: Все побочные продукты и отходы животноводства будут перерабатываться, что снизит негативное воздействие на окружающую среду и повысит эффективность производства.</w:t>
         <w:br/>
@@ -279,6 +522,14 @@
       </w:r>
     </w:p>
     <w:p>
+      <w:pPr>
+        <w:pStyle w:val="Heading3"/>
+      </w:pPr>
+      <w:r>
+        <w:t>Фрагмент docs/graphify-corpus/01-vvedenie-i-resume.md:1077–1083</w:t>
+      </w:r>
+    </w:p>
+    <w:p>
       <w:r>
         <w:t>Водоснабжение – 3,0 м3/час. Источник: собственная артезианская скважина.</w:t>
         <w:br/>
@@ -298,6 +549,14 @@
       </w:r>
     </w:p>
     <w:p>
+      <w:pPr>
+        <w:pStyle w:val="Heading3"/>
+      </w:pPr>
+      <w:r>
+        <w:t>Фрагмент docs/graphify-corpus/01-vvedenie-i-resume.md:1330–1336</w:t>
+      </w:r>
+    </w:p>
+    <w:p>
       <w:r>
         <w:t>Генератор: Механическая энергия от работы поршней передается в электрогенератор, который генерирует электрический ток.</w:t>
         <w:br/>
@@ -315,6 +574,14 @@
       </w:r>
     </w:p>
     <w:p>
+      <w:pPr>
+        <w:pStyle w:val="Heading3"/>
+      </w:pPr>
+      <w:r>
+        <w:t>Фрагмент docs/graphify-corpus/01-vvedenie-i-resume.md:1379–1391</w:t>
+      </w:r>
+    </w:p>
+    <w:p>
       <w:r>
         <w:t>Поэтому абсолютно необходимо найти партнера, в надежности, верности традициям и компетентности которого можно не сомневаться.</w:t>
       </w:r>
@@ -344,6 +611,14 @@
         <w:t>Осуществление задуманного проекта позволит:</w:t>
         <w:br/>
         <w:t>обеспечить продовольственную безопасность;</w:t>
+      </w:r>
+    </w:p>
+    <w:p>
+      <w:pPr>
+        <w:pStyle w:val="Heading3"/>
+      </w:pPr>
+      <w:r>
+        <w:t>Фрагмент docs/graphify-corpus/01-vvedenie-i-resume.md:1681–1687</w:t>
       </w:r>
     </w:p>
     <w:p>
@@ -374,51 +649,517 @@
     </w:p>
     <w:p>
       <w:r>
-        <w:t>Спина у барана широкая, поясница, в свою очередь, ровная и мускулистая. Мясо добывается из бедер овцы. Окрас шерсти у дорпера двойной: у них тело с конечностями белые, а голова и шея черная.</w:t>
-        <w:br/>
-        <w:t>Иногда в породе встречаются полностью белые или черные представители фауны.</w:t>
-        <w:br/>
-        <w:t>Дорпер – короткошерстная овца, которая самостоятельно линяет в летнее время года, после чего наблюдается отращивание шерсти. «Шуба» у животного густая, поэтому оно может проживать и в холодном климате без ущерба здоровью. Во время летней линьки на теле овцы остается только малое количество участков с шерстью, которые предназначены для защиты барана от солнца и насекомых. Кожа дорперов имеет толщину, которая в два раза больше, чем у других пород овец.</w:t>
-        <w:br/>
-        <w:t>Фаза размножения у животного начинается уже с возраста 10 месяцев. Дорпер бывает не только рогатым, но и комолым. То, что у породы отсутствует шерсть, считается не только их недостатком, но и преимуществом. Фермеры экономят на стрижке баранов, но в то же время выращивают их только для получения мяса и шкуры.</w:t>
-        <w:br/>
-        <w:t>Баранина характеризуется приятным вкусом, в ней нет неприятного запаха.</w:t>
-        <w:br/>
-        <w:t>К преимуществам этой породы можно отнести факты, изложенные ниже.</w:t>
-        <w:br/>
-        <w:t>Скорость созревания.</w:t>
-      </w:r>
-    </w:p>
-    <w:p>
-      <w:r>
-        <w:t>шестой месяц – 70 кг;</w:t>
-        <w:br/>
-        <w:t>девятый месяц – 75 кг.</w:t>
-        <w:br/>
-        <w:t>Стремительность вышеперечисленных показателей свидетельствует о том, что убойный выход баранины дорперов составляет 59%. Этот мясной продукт довольно полезный, он приятно пахнет и имеет отменный вкус.</w:t>
-        <w:br/>
-        <w:t>Помимо мяса, эта порода выращивается ради шкуры. Ее показатели настолько хороши, что она считается одной из самых лучших в своей категории. Шкура дорперов характеризуется гладкостью – в ней не бывает морщин и складок.</w:t>
-        <w:br/>
-        <w:t>Этот продукт нашел свое применение в изготовлении верхней одежды и аксессуаров.</w:t>
-        <w:br/>
-        <w:t>## Кормление и уход</w:t>
-      </w:r>
-    </w:p>
-    <w:p>
-      <w:r>
-        <w:t>Подготовка (механическая и химическая), дубление.</w:t>
-        <w:br/>
-        <w:t>Химическая постобработка, покраска и жировальные процессы.</w:t>
-        <w:br/>
-        <w:t>Отмочно-зольные процессы состоят из двух стадий: отмока и обезволошивания (золения).</w:t>
-        <w:br/>
-        <w:t>Отмок – это процесс отмокания шкуры в специальном растворе. Это необходимо для того, чтобы сырьё приобрело тот же вид и состояние, которое оно имело изначально.</w:t>
-        <w:br/>
-        <w:t>Также данная процедура помогает избавиться от лишних накожных жиров, солей и иных элементов. Следующая стадия – обезволошивание. На этом этапе удаляются волоски и эпидермис, проходит процесс разволокнения.</w:t>
-        <w:br/>
-        <w:t>На стадии подготовки (обеззоливания-мягчения) перед дублением удаляют соединения кальция, это делает кожу более податливой для обработки. Также на этом этапе сырьё проходит процедуру пиклевания, когда шкуру обрабатывают кислотой с добавками для упрощения дубления. Следующий шаг – дубление, которое помогает стабилизировать дерму с помощью фиксирования её химических соединений.</w:t>
-        <w:br/>
-        <w:t>Последний этап – химическая обработка, окраска и прочее. Для особенно грубой кожи процесс дубления заканчивают более сильными химикатами, после кожа красится, обрабатывается маслами и эмульгаторами для приобретения товарного вида.</w:t>
+        <w:t>Ссылки на исходный ТЭО (файл:строка):</w:t>
+      </w:r>
+    </w:p>
+    <w:p>
+      <w:r>
+        <w:rPr>
+          <w:rFonts w:ascii="Consolas" w:hAnsi="Consolas"/>
+          <w:color w:val="1A568E"/>
+          <w:sz w:val="18"/>
+        </w:rPr>
+        <w:t>↳ docs/graphify-corpus/04-rynok-i-analitika.md:414–420</w:t>
+      </w:r>
+    </w:p>
+    <w:p>
+      <w:r>
+        <w:rPr>
+          <w:rFonts w:ascii="Consolas" w:hAnsi="Consolas"/>
+          <w:color w:val="1A568E"/>
+          <w:sz w:val="18"/>
+        </w:rPr>
+        <w:t>↳ docs/graphify-corpus/04-rynok-i-analitika.md:434–440</w:t>
+      </w:r>
+    </w:p>
+    <w:p>
+      <w:r>
+        <w:rPr>
+          <w:rFonts w:ascii="Consolas" w:hAnsi="Consolas"/>
+          <w:color w:val="1A568E"/>
+          <w:sz w:val="18"/>
+        </w:rPr>
+        <w:t>↳ docs/graphify-corpus/04-rynok-i-analitika.md:1405–1413</w:t>
+      </w:r>
+    </w:p>
+    <w:p>
+      <w:r>
+        <w:rPr>
+          <w:rFonts w:ascii="Consolas" w:hAnsi="Consolas"/>
+          <w:color w:val="1A568E"/>
+          <w:sz w:val="18"/>
+        </w:rPr>
+        <w:t>↳ docs/graphify-corpus/04-rynok-i-analitika.md:1438–1444</w:t>
+      </w:r>
+    </w:p>
+    <w:p>
+      <w:r>
+        <w:rPr>
+          <w:rFonts w:ascii="Consolas" w:hAnsi="Consolas"/>
+          <w:color w:val="1A568E"/>
+          <w:sz w:val="18"/>
+        </w:rPr>
+        <w:t>↳ docs/graphify-corpus/04-rynok-i-analitika.md:1805–1811</w:t>
+      </w:r>
+    </w:p>
+    <w:p>
+      <w:r>
+        <w:rPr>
+          <w:rFonts w:ascii="Consolas" w:hAnsi="Consolas"/>
+          <w:color w:val="1A568E"/>
+          <w:sz w:val="18"/>
+        </w:rPr>
+        <w:t>↳ docs/graphify-corpus/04-rynok-i-analitika.md:1833–1841</w:t>
+      </w:r>
+    </w:p>
+    <w:p>
+      <w:r>
+        <w:rPr>
+          <w:rFonts w:ascii="Consolas" w:hAnsi="Consolas"/>
+          <w:color w:val="1A568E"/>
+          <w:sz w:val="18"/>
+        </w:rPr>
+        <w:t>↳ docs/graphify-corpus/04-rynok-i-analitika.md:1873–1879</w:t>
+      </w:r>
+    </w:p>
+    <w:p>
+      <w:r>
+        <w:rPr>
+          <w:rFonts w:ascii="Consolas" w:hAnsi="Consolas"/>
+          <w:color w:val="1A568E"/>
+          <w:sz w:val="18"/>
+        </w:rPr>
+        <w:t>↳ docs/graphify-corpus/04-rynok-i-analitika.md:2433–2457</w:t>
+      </w:r>
+    </w:p>
+    <w:p>
+      <w:r>
+        <w:rPr>
+          <w:rFonts w:ascii="Consolas" w:hAnsi="Consolas"/>
+          <w:color w:val="1A568E"/>
+          <w:sz w:val="18"/>
+        </w:rPr>
+        <w:t>↳ docs/graphify-corpus/04-rynok-i-analitika.md:2981–2987</w:t>
+      </w:r>
+    </w:p>
+    <w:p>
+      <w:r>
+        <w:rPr>
+          <w:rFonts w:ascii="Consolas" w:hAnsi="Consolas"/>
+          <w:color w:val="1A568E"/>
+          <w:sz w:val="18"/>
+        </w:rPr>
+        <w:t>↳ docs/graphify-corpus/04-rynok-i-analitika.md:4608–4614</w:t>
+      </w:r>
+    </w:p>
+    <w:p>
+      <w:r>
+        <w:rPr>
+          <w:rFonts w:ascii="Consolas" w:hAnsi="Consolas"/>
+          <w:color w:val="1A568E"/>
+          <w:sz w:val="18"/>
+        </w:rPr>
+        <w:t>↳ docs/graphify-corpus/04-rynok-i-analitika.md:4717–4723</w:t>
+      </w:r>
+    </w:p>
+    <w:p>
+      <w:r>
+        <w:rPr>
+          <w:rFonts w:ascii="Consolas" w:hAnsi="Consolas"/>
+          <w:color w:val="1A568E"/>
+          <w:sz w:val="18"/>
+        </w:rPr>
+        <w:t>↳ docs/graphify-corpus/04-rynok-i-analitika.md:4737–4743</w:t>
+      </w:r>
+    </w:p>
+    <w:p>
+      <w:r>
+        <w:rPr>
+          <w:rFonts w:ascii="Consolas" w:hAnsi="Consolas"/>
+          <w:color w:val="1A568E"/>
+          <w:sz w:val="18"/>
+        </w:rPr>
+        <w:t>↳ docs/graphify-corpus/04-rynok-i-analitika.md:4766–4772</w:t>
+      </w:r>
+    </w:p>
+    <w:p>
+      <w:r>
+        <w:rPr>
+          <w:rFonts w:ascii="Consolas" w:hAnsi="Consolas"/>
+          <w:color w:val="1A568E"/>
+          <w:sz w:val="18"/>
+        </w:rPr>
+        <w:t>↳ docs/graphify-corpus/04-rynok-i-analitika.md:4809–4815</w:t>
+      </w:r>
+    </w:p>
+    <w:p>
+      <w:r>
+        <w:rPr>
+          <w:rFonts w:ascii="Consolas" w:hAnsi="Consolas"/>
+          <w:color w:val="1A568E"/>
+          <w:sz w:val="18"/>
+        </w:rPr>
+        <w:t>↳ docs/graphify-corpus/04-rynok-i-analitika.md:4829–4835</w:t>
+      </w:r>
+    </w:p>
+    <w:p>
+      <w:r>
+        <w:rPr>
+          <w:rFonts w:ascii="Consolas" w:hAnsi="Consolas"/>
+          <w:color w:val="1A568E"/>
+          <w:sz w:val="18"/>
+        </w:rPr>
+        <w:t>↳ docs/graphify-corpus/04-rynok-i-analitika.md:4858–4864</w:t>
+      </w:r>
+    </w:p>
+    <w:p>
+      <w:r>
+        <w:rPr>
+          <w:rFonts w:ascii="Consolas" w:hAnsi="Consolas"/>
+          <w:color w:val="1A568E"/>
+          <w:sz w:val="18"/>
+        </w:rPr>
+        <w:t>↳ docs/graphify-corpus/04-rynok-i-analitika.md:4881–4887</w:t>
+      </w:r>
+    </w:p>
+    <w:p>
+      <w:r>
+        <w:rPr>
+          <w:rFonts w:ascii="Consolas" w:hAnsi="Consolas"/>
+          <w:color w:val="1A568E"/>
+          <w:sz w:val="18"/>
+        </w:rPr>
+        <w:t>↳ docs/graphify-corpus/04-rynok-i-analitika.md:4916–4939</w:t>
+      </w:r>
+    </w:p>
+    <w:p>
+      <w:r>
+        <w:rPr>
+          <w:rFonts w:ascii="Consolas" w:hAnsi="Consolas"/>
+          <w:color w:val="1A568E"/>
+          <w:sz w:val="18"/>
+        </w:rPr>
+        <w:t>↳ docs/graphify-corpus/04-rynok-i-analitika.md:4944–4980</w:t>
+      </w:r>
+    </w:p>
+    <w:p>
+      <w:r>
+        <w:rPr>
+          <w:rFonts w:ascii="Consolas" w:hAnsi="Consolas"/>
+          <w:color w:val="1A568E"/>
+          <w:sz w:val="18"/>
+        </w:rPr>
+        <w:t>↳ docs/graphify-corpus/04-rynok-i-analitika.md:4982–4991</w:t>
+      </w:r>
+    </w:p>
+    <w:p>
+      <w:r>
+        <w:rPr>
+          <w:rFonts w:ascii="Consolas" w:hAnsi="Consolas"/>
+          <w:color w:val="1A568E"/>
+          <w:sz w:val="18"/>
+        </w:rPr>
+        <w:t>↳ docs/graphify-corpus/04-rynok-i-analitika.md:4994–5004</w:t>
+      </w:r>
+    </w:p>
+    <w:p>
+      <w:r>
+        <w:rPr>
+          <w:rFonts w:ascii="Consolas" w:hAnsi="Consolas"/>
+          <w:color w:val="1A568E"/>
+          <w:sz w:val="18"/>
+        </w:rPr>
+        <w:t>↳ docs/graphify-corpus/04-rynok-i-analitika.md:5009–5029</w:t>
+      </w:r>
+    </w:p>
+    <w:p>
+      <w:r>
+        <w:rPr>
+          <w:rFonts w:ascii="Consolas" w:hAnsi="Consolas"/>
+          <w:color w:val="1A568E"/>
+          <w:sz w:val="18"/>
+        </w:rPr>
+        <w:t>↳ docs/graphify-corpus/04-rynok-i-analitika.md:5036–5060</w:t>
+      </w:r>
+    </w:p>
+    <w:p>
+      <w:r>
+        <w:rPr>
+          <w:rFonts w:ascii="Consolas" w:hAnsi="Consolas"/>
+          <w:color w:val="1A568E"/>
+          <w:sz w:val="18"/>
+        </w:rPr>
+        <w:t>↳ docs/graphify-corpus/04-rynok-i-analitika.md:5065–5082</w:t>
+      </w:r>
+    </w:p>
+    <w:p>
+      <w:r>
+        <w:rPr>
+          <w:rFonts w:ascii="Consolas" w:hAnsi="Consolas"/>
+          <w:color w:val="1A568E"/>
+          <w:sz w:val="18"/>
+        </w:rPr>
+        <w:t>↳ docs/graphify-corpus/04-rynok-i-analitika.md:5087–5110</w:t>
+      </w:r>
+    </w:p>
+    <w:p>
+      <w:r>
+        <w:rPr>
+          <w:rFonts w:ascii="Consolas" w:hAnsi="Consolas"/>
+          <w:color w:val="1A568E"/>
+          <w:sz w:val="18"/>
+        </w:rPr>
+        <w:t>↳ docs/graphify-corpus/04-rynok-i-analitika.md:5115–5132</w:t>
+      </w:r>
+    </w:p>
+    <w:p>
+      <w:r>
+        <w:rPr>
+          <w:rFonts w:ascii="Consolas" w:hAnsi="Consolas"/>
+          <w:color w:val="1A568E"/>
+          <w:sz w:val="18"/>
+        </w:rPr>
+        <w:t>↳ docs/graphify-corpus/04-rynok-i-analitika.md:5137–5148</w:t>
+      </w:r>
+    </w:p>
+    <w:p>
+      <w:r>
+        <w:rPr>
+          <w:rFonts w:ascii="Consolas" w:hAnsi="Consolas"/>
+          <w:color w:val="1A568E"/>
+          <w:sz w:val="18"/>
+        </w:rPr>
+        <w:t>↳ docs/graphify-corpus/04-rynok-i-analitika.md:5150–5161</w:t>
+      </w:r>
+    </w:p>
+    <w:p>
+      <w:r>
+        <w:rPr>
+          <w:rFonts w:ascii="Consolas" w:hAnsi="Consolas"/>
+          <w:color w:val="1A568E"/>
+          <w:sz w:val="18"/>
+        </w:rPr>
+        <w:t>↳ docs/graphify-corpus/04-rynok-i-analitika.md:5166–5185</w:t>
+      </w:r>
+    </w:p>
+    <w:p>
+      <w:r>
+        <w:rPr>
+          <w:rFonts w:ascii="Consolas" w:hAnsi="Consolas"/>
+          <w:color w:val="1A568E"/>
+          <w:sz w:val="18"/>
+        </w:rPr>
+        <w:t>↳ docs/graphify-corpus/04-rynok-i-analitika.md:5192–5204</w:t>
+      </w:r>
+    </w:p>
+    <w:p>
+      <w:r>
+        <w:rPr>
+          <w:rFonts w:ascii="Consolas" w:hAnsi="Consolas"/>
+          <w:color w:val="1A568E"/>
+          <w:sz w:val="18"/>
+        </w:rPr>
+        <w:t>↳ docs/graphify-corpus/04-rynok-i-analitika.md:5206–5216</w:t>
+      </w:r>
+    </w:p>
+    <w:p>
+      <w:r>
+        <w:rPr>
+          <w:rFonts w:ascii="Consolas" w:hAnsi="Consolas"/>
+          <w:color w:val="1A568E"/>
+          <w:sz w:val="18"/>
+        </w:rPr>
+        <w:t>↳ docs/graphify-corpus/04-rynok-i-analitika.md:5218–5257</w:t>
+      </w:r>
+    </w:p>
+    <w:p>
+      <w:r>
+        <w:rPr>
+          <w:rFonts w:ascii="Consolas" w:hAnsi="Consolas"/>
+          <w:color w:val="1A568E"/>
+          <w:sz w:val="18"/>
+        </w:rPr>
+        <w:t>↳ docs/graphify-corpus/04-rynok-i-analitika.md:5262–5279</w:t>
+      </w:r>
+    </w:p>
+    <w:p>
+      <w:r>
+        <w:rPr>
+          <w:rFonts w:ascii="Consolas" w:hAnsi="Consolas"/>
+          <w:color w:val="1A568E"/>
+          <w:sz w:val="18"/>
+        </w:rPr>
+        <w:t>↳ docs/graphify-corpus/04-rynok-i-analitika.md:5284–5307</w:t>
+      </w:r>
+    </w:p>
+    <w:p>
+      <w:r>
+        <w:rPr>
+          <w:rFonts w:ascii="Consolas" w:hAnsi="Consolas"/>
+          <w:color w:val="1A568E"/>
+          <w:sz w:val="18"/>
+        </w:rPr>
+        <w:t>↳ docs/graphify-corpus/04-rynok-i-analitika.md:5312–5329</w:t>
+      </w:r>
+    </w:p>
+    <w:p>
+      <w:r>
+        <w:rPr>
+          <w:rFonts w:ascii="Consolas" w:hAnsi="Consolas"/>
+          <w:color w:val="1A568E"/>
+          <w:sz w:val="18"/>
+        </w:rPr>
+        <w:t>↳ docs/graphify-corpus/04-rynok-i-analitika.md:5334–5345</w:t>
+      </w:r>
+    </w:p>
+    <w:p>
+      <w:r>
+        <w:rPr>
+          <w:rFonts w:ascii="Consolas" w:hAnsi="Consolas"/>
+          <w:color w:val="1A568E"/>
+          <w:sz w:val="18"/>
+        </w:rPr>
+        <w:t>↳ docs/graphify-corpus/04-rynok-i-analitika.md:5347–5357</w:t>
+      </w:r>
+    </w:p>
+    <w:p>
+      <w:r>
+        <w:rPr>
+          <w:rFonts w:ascii="Consolas" w:hAnsi="Consolas"/>
+          <w:color w:val="1A568E"/>
+          <w:sz w:val="18"/>
+        </w:rPr>
+        <w:t>↳ docs/graphify-corpus/04-rynok-i-analitika.md:5362–5384</w:t>
+      </w:r>
+    </w:p>
+    <w:p>
+      <w:r>
+        <w:rPr>
+          <w:rFonts w:ascii="Consolas" w:hAnsi="Consolas"/>
+          <w:color w:val="1A568E"/>
+          <w:sz w:val="18"/>
+        </w:rPr>
+        <w:t>↳ docs/graphify-corpus/04-rynok-i-analitika.md:5390–5401</w:t>
+      </w:r>
+    </w:p>
+    <w:p>
+      <w:r>
+        <w:rPr>
+          <w:rFonts w:ascii="Consolas" w:hAnsi="Consolas"/>
+          <w:color w:val="1A568E"/>
+          <w:sz w:val="18"/>
+        </w:rPr>
+        <w:t>↳ docs/graphify-corpus/04-rynok-i-analitika.md:5414–5429</w:t>
+      </w:r>
+    </w:p>
+    <w:p>
+      <w:r>
+        <w:rPr>
+          <w:rFonts w:ascii="Consolas" w:hAnsi="Consolas"/>
+          <w:color w:val="1A568E"/>
+          <w:sz w:val="18"/>
+        </w:rPr>
+        <w:t>↳ docs/graphify-corpus/04-rynok-i-analitika.md:5432–5441</w:t>
+      </w:r>
+    </w:p>
+    <w:p>
+      <w:r>
+        <w:rPr>
+          <w:rFonts w:ascii="Consolas" w:hAnsi="Consolas"/>
+          <w:color w:val="1A568E"/>
+          <w:sz w:val="18"/>
+        </w:rPr>
+        <w:t>↳ docs/graphify-corpus/04-rynok-i-analitika.md:5446–5458</w:t>
+      </w:r>
+    </w:p>
+    <w:p>
+      <w:r>
+        <w:rPr>
+          <w:rFonts w:ascii="Consolas" w:hAnsi="Consolas"/>
+          <w:color w:val="1A568E"/>
+          <w:sz w:val="18"/>
+        </w:rPr>
+        <w:t>↳ docs/graphify-corpus/04-rynok-i-analitika.md:5463–5481</w:t>
+      </w:r>
+    </w:p>
+    <w:p>
+      <w:r>
+        <w:rPr>
+          <w:rFonts w:ascii="Consolas" w:hAnsi="Consolas"/>
+          <w:color w:val="1A568E"/>
+          <w:sz w:val="18"/>
+        </w:rPr>
+        <w:t>↳ docs/graphify-corpus/04-rynok-i-analitika.md:5486–5497</w:t>
+      </w:r>
+    </w:p>
+    <w:p>
+      <w:r>
+        <w:rPr>
+          <w:rFonts w:ascii="Consolas" w:hAnsi="Consolas"/>
+          <w:color w:val="1A568E"/>
+          <w:sz w:val="18"/>
+        </w:rPr>
+        <w:t>↳ docs/graphify-corpus/04-rynok-i-analitika.md:5502–5519</w:t>
+      </w:r>
+    </w:p>
+    <w:p>
+      <w:r>
+        <w:rPr>
+          <w:rFonts w:ascii="Consolas" w:hAnsi="Consolas"/>
+          <w:color w:val="1A568E"/>
+          <w:sz w:val="18"/>
+        </w:rPr>
+        <w:t>↳ docs/graphify-corpus/04-rynok-i-analitika.md:5524–5537</w:t>
+      </w:r>
+    </w:p>
+    <w:p>
+      <w:r>
+        <w:rPr>
+          <w:rFonts w:ascii="Consolas" w:hAnsi="Consolas"/>
+          <w:color w:val="1A568E"/>
+          <w:sz w:val="18"/>
+        </w:rPr>
+        <w:t>↳ docs/graphify-corpus/04-rynok-i-analitika.md:5542–5571</w:t>
+      </w:r>
+    </w:p>
+    <w:p>
+      <w:r>
+        <w:rPr>
+          <w:rFonts w:ascii="Consolas" w:hAnsi="Consolas"/>
+          <w:color w:val="1A568E"/>
+          <w:sz w:val="18"/>
+        </w:rPr>
+        <w:t>↳ docs/graphify-corpus/04-rynok-i-analitika.md:5576–5594</w:t>
+      </w:r>
+    </w:p>
+    <w:p>
+      <w:r>
+        <w:rPr>
+          <w:rFonts w:ascii="Consolas" w:hAnsi="Consolas"/>
+          <w:color w:val="1A568E"/>
+          <w:sz w:val="18"/>
+        </w:rPr>
+        <w:t>↳ docs/graphify-corpus/04-rynok-i-analitika.md:5600–5612</w:t>
+      </w:r>
+    </w:p>
+    <w:p>
+      <w:r>
+        <w:rPr>
+          <w:rFonts w:ascii="Consolas" w:hAnsi="Consolas"/>
+          <w:color w:val="1A568E"/>
+          <w:sz w:val="18"/>
+        </w:rPr>
+        <w:t>↳ docs/graphify-corpus/04-rynok-i-analitika.md:5618–5625</w:t>
+      </w:r>
+    </w:p>
+    <w:p>
+      <w:r>
+        <w:rPr>
+          <w:rFonts w:ascii="Consolas" w:hAnsi="Consolas"/>
+          <w:color w:val="1A568E"/>
+          <w:sz w:val="18"/>
+        </w:rPr>
+        <w:t>↳ docs/graphify-corpus/04-rynok-i-analitika.md:6448–6454</w:t>
       </w:r>
     </w:p>
     <w:p>
@@ -426,10 +1167,91 @@
         <w:pStyle w:val="Heading3"/>
       </w:pPr>
       <w:r>
+        <w:t>Фрагмент docs/graphify-corpus/04-rynok-i-analitika.md:414–420</w:t>
+      </w:r>
+    </w:p>
+    <w:p>
+      <w:r>
+        <w:t>Спина у барана широкая, поясница, в свою очередь, ровная и мускулистая. Мясо добывается из бедер овцы. Окрас шерсти у дорпера двойной: у них тело с конечностями белые, а голова и шея черная.</w:t>
+        <w:br/>
+        <w:t>Иногда в породе встречаются полностью белые или черные представители фауны.</w:t>
+        <w:br/>
+        <w:t>Дорпер – короткошерстная овца, которая самостоятельно линяет в летнее время года, после чего наблюдается отращивание шерсти. «Шуба» у животного густая, поэтому оно может проживать и в холодном климате без ущерба здоровью. Во время летней линьки на теле овцы остается только малое количество участков с шерстью, которые предназначены для защиты барана от солнца и насекомых. Кожа дорперов имеет толщину, которая в два раза больше, чем у других пород овец.</w:t>
+        <w:br/>
+        <w:t>Фаза размножения у животного начинается уже с возраста 10 месяцев. Дорпер бывает не только рогатым, но и комолым. То, что у породы отсутствует шерсть, считается не только их недостатком, но и преимуществом. Фермеры экономят на стрижке баранов, но в то же время выращивают их только для получения мяса и шкуры.</w:t>
+        <w:br/>
+        <w:t>Баранина характеризуется приятным вкусом, в ней нет неприятного запаха.</w:t>
+        <w:br/>
+        <w:t>К преимуществам этой породы можно отнести факты, изложенные ниже.</w:t>
+        <w:br/>
+        <w:t>Скорость созревания.</w:t>
+      </w:r>
+    </w:p>
+    <w:p>
+      <w:pPr>
+        <w:pStyle w:val="Heading3"/>
+      </w:pPr>
+      <w:r>
+        <w:t>Фрагмент docs/graphify-corpus/04-rynok-i-analitika.md:434–440</w:t>
+      </w:r>
+    </w:p>
+    <w:p>
+      <w:r>
+        <w:t>шестой месяц – 70 кг;</w:t>
+        <w:br/>
+        <w:t>девятый месяц – 75 кг.</w:t>
+        <w:br/>
+        <w:t>Стремительность вышеперечисленных показателей свидетельствует о том, что убойный выход баранины дорперов составляет 59%. Этот мясной продукт довольно полезный, он приятно пахнет и имеет отменный вкус.</w:t>
+        <w:br/>
+        <w:t>Помимо мяса, эта порода выращивается ради шкуры. Ее показатели настолько хороши, что она считается одной из самых лучших в своей категории. Шкура дорперов характеризуется гладкостью – в ней не бывает морщин и складок.</w:t>
+        <w:br/>
+        <w:t>Этот продукт нашел свое применение в изготовлении верхней одежды и аксессуаров.</w:t>
+        <w:br/>
+        <w:t>## Кормление и уход</w:t>
+      </w:r>
+    </w:p>
+    <w:p>
+      <w:pPr>
+        <w:pStyle w:val="Heading3"/>
+      </w:pPr>
+      <w:r>
+        <w:t>Фрагмент docs/graphify-corpus/04-rynok-i-analitika.md:1405–1413</w:t>
+      </w:r>
+    </w:p>
+    <w:p>
+      <w:r>
+        <w:t>Подготовка (механическая и химическая), дубление.</w:t>
+        <w:br/>
+        <w:t>Химическая постобработка, покраска и жировальные процессы.</w:t>
+        <w:br/>
+        <w:t>Отмочно-зольные процессы состоят из двух стадий: отмока и обезволошивания (золения).</w:t>
+        <w:br/>
+        <w:t>Отмок – это процесс отмокания шкуры в специальном растворе. Это необходимо для того, чтобы сырьё приобрело тот же вид и состояние, которое оно имело изначально.</w:t>
+        <w:br/>
+        <w:t>Также данная процедура помогает избавиться от лишних накожных жиров, солей и иных элементов. Следующая стадия – обезволошивание. На этом этапе удаляются волоски и эпидермис, проходит процесс разволокнения.</w:t>
+        <w:br/>
+        <w:t>На стадии подготовки (обеззоливания-мягчения) перед дублением удаляют соединения кальция, это делает кожу более податливой для обработки. Также на этом этапе сырьё проходит процедуру пиклевания, когда шкуру обрабатывают кислотой с добавками для упрощения дубления. Следующий шаг – дубление, которое помогает стабилизировать дерму с помощью фиксирования её химических соединений.</w:t>
+        <w:br/>
+        <w:t>Последний этап – химическая обработка, окраска и прочее. Для особенно грубой кожи процесс дубления заканчивают более сильными химикатами, после кожа красится, обрабатывается маслами и эмульгаторами для приобретения товарного вида.</w:t>
+      </w:r>
+    </w:p>
+    <w:p>
+      <w:pPr>
+        <w:pStyle w:val="Heading3"/>
+      </w:pPr>
+      <w:r>
         <w:t>Сырьё</w:t>
       </w:r>
     </w:p>
     <w:p>
+      <w:pPr>
+        <w:pStyle w:val="Heading3"/>
+      </w:pPr>
+      <w:r>
+        <w:t>Фрагмент docs/graphify-corpus/04-rynok-i-analitika.md:1438–1444</w:t>
+      </w:r>
+    </w:p>
+    <w:p>
       <w:r>
         <w:t>В 2023 году объем производства кожи в России достиг 1,7 млрд кв. дм, что на 3,1% больше, чем в 2022 году. Однако, если рассматривать динамику рынка за более длительный период, картина выглядит иначе: по сравнению с 2010 годом выпуск кожаных изделий в стране сократился на 36%. Тем не менее, несмотря на эти тенденции, в 2023 году отрасли удалось показать небольшой прирост, что свидетельствует о постепенной адаптации производителей к новым экономическим условиям.</w:t>
       </w:r>
@@ -447,6 +1269,14 @@
       </w:r>
     </w:p>
     <w:p>
+      <w:pPr>
+        <w:pStyle w:val="Heading3"/>
+      </w:pPr>
+      <w:r>
+        <w:t>Фрагмент docs/graphify-corpus/04-rynok-i-analitika.md:1805–1811</w:t>
+      </w:r>
+    </w:p>
+    <w:p>
       <w:r>
         <w:t>Проектом предполагается реализовать 100% следующей готовой продукции на внутренний рынок:</w:t>
       </w:r>
@@ -465,6 +1295,14 @@
       </w:r>
     </w:p>
     <w:p>
+      <w:pPr>
+        <w:pStyle w:val="Heading3"/>
+      </w:pPr>
+      <w:r>
+        <w:t>Фрагмент docs/graphify-corpus/04-rynok-i-analitika.md:1833–1841</w:t>
+      </w:r>
+    </w:p>
+    <w:p>
       <w:r>
         <w:t>Уши кролика: около 330 руб./кг</w:t>
         <w:br/>
@@ -488,6 +1326,14 @@
       </w:r>
     </w:p>
     <w:p>
+      <w:pPr>
+        <w:pStyle w:val="Heading3"/>
+      </w:pPr>
+      <w:r>
+        <w:t>Фрагмент docs/graphify-corpus/04-rynok-i-analitika.md:1873–1879</w:t>
+      </w:r>
+    </w:p>
+    <w:p>
       <w:r>
         <w:t>Дополнительная информация</w:t>
         <w:br/>
@@ -501,6 +1347,14 @@
       </w:r>
     </w:p>
     <w:p>
+      <w:pPr>
+        <w:pStyle w:val="Heading3"/>
+      </w:pPr>
+      <w:r>
+        <w:t>Фрагмент docs/graphify-corpus/04-rynok-i-analitika.md:2433–2457</w:t>
+      </w:r>
+    </w:p>
+    <w:p>
       <w:r>
         <w:t>Костная мука.</w:t>
       </w:r>
@@ -555,6 +1409,14 @@
       </w:r>
     </w:p>
     <w:p>
+      <w:pPr>
+        <w:pStyle w:val="Heading3"/>
+      </w:pPr>
+      <w:r>
+        <w:t>Фрагмент docs/graphify-corpus/04-rynok-i-analitika.md:2981–2987</w:t>
+      </w:r>
+    </w:p>
+    <w:p>
       <w:r>
         <w:t>Производство не оказывает негативного воздействия на окружающую среду.</w:t>
         <w:br/>
@@ -572,6 +1434,14 @@
       </w:r>
     </w:p>
     <w:p>
+      <w:pPr>
+        <w:pStyle w:val="Heading3"/>
+      </w:pPr>
+      <w:r>
+        <w:t>Фрагмент docs/graphify-corpus/04-rynok-i-analitika.md:4608–4614</w:t>
+      </w:r>
+    </w:p>
+    <w:p>
       <w:r>
         <w:t>Структура экспорт из Казахстан товаров группы 5101 - Шерсть, не подвергнутая кардо- или гребнечесанию - в 2023 году была представлена следующими основными товарными группами:</w:t>
         <w:br/>
@@ -589,6 +1459,14 @@
       </w:r>
     </w:p>
     <w:p>
+      <w:pPr>
+        <w:pStyle w:val="Heading3"/>
+      </w:pPr>
+      <w:r>
+        <w:t>Фрагмент docs/graphify-corpus/04-rynok-i-analitika.md:4717–4723</w:t>
+      </w:r>
+    </w:p>
+    <w:p>
       <w:r>
         <w:t>Германия - 2,14 US</w:t>
         <w:br/>
@@ -606,6 +1484,14 @@
       </w:r>
     </w:p>
     <w:p>
+      <w:pPr>
+        <w:pStyle w:val="Heading3"/>
+      </w:pPr>
+      <w:r>
+        <w:t>Фрагмент docs/graphify-corpus/04-rynok-i-analitika.md:4737–4743</w:t>
+      </w:r>
+    </w:p>
+    <w:p>
       <w:r>
         <w:t>Структура импорт в Индия товаров группы 5101 - Шерсть, не подвергнутая кардо- или гребнечесанию - в 2023 году была представлена следующими основными товарными группами:</w:t>
         <w:br/>
@@ -621,6 +1507,14 @@
       </w:r>
     </w:p>
     <w:p>
+      <w:pPr>
+        <w:pStyle w:val="Heading3"/>
+      </w:pPr>
+      <w:r>
+        <w:t>Фрагмент docs/graphify-corpus/04-rynok-i-analitika.md:4766–4772</w:t>
+      </w:r>
+    </w:p>
+    <w:p>
       <w:r>
         <w:t>Структура экспорт из Россия товаров группы 5101 - Шерсть, не подвергнутая кардо- или гребнечесанию - в 2021 году была представлена следующими основными товарными группами:</w:t>
         <w:br/>
@@ -638,6 +1532,14 @@
       </w:r>
     </w:p>
     <w:p>
+      <w:pPr>
+        <w:pStyle w:val="Heading3"/>
+      </w:pPr>
+      <w:r>
+        <w:t>Фрагмент docs/graphify-corpus/04-rynok-i-analitika.md:4809–4815</w:t>
+      </w:r>
+    </w:p>
+    <w:p>
       <w:r>
         <w:t>Структура экспорт из Чехия товаров группы 5101 - Шерсть, не подвергнутая кардо- или гребнечесанию - в 2023 году была представлена следующими основными товарными группами:</w:t>
         <w:br/>
@@ -655,6 +1557,14 @@
       </w:r>
     </w:p>
     <w:p>
+      <w:pPr>
+        <w:pStyle w:val="Heading3"/>
+      </w:pPr>
+      <w:r>
+        <w:t>Фрагмент docs/graphify-corpus/04-rynok-i-analitika.md:4829–4835</w:t>
+      </w:r>
+    </w:p>
+    <w:p>
       <w:r>
         <w:t>Структура импорт в Чехия товаров группы 5101 - Шерсть, не подвергнутая кардо- или гребнечесанию - в 2023 году была представлена следующими основными товарными группами:</w:t>
         <w:br/>
@@ -670,6 +1580,14 @@
       </w:r>
     </w:p>
     <w:p>
+      <w:pPr>
+        <w:pStyle w:val="Heading3"/>
+      </w:pPr>
+      <w:r>
+        <w:t>Фрагмент docs/graphify-corpus/04-rynok-i-analitika.md:4858–4864</w:t>
+      </w:r>
+    </w:p>
+    <w:p>
       <w:r>
         <w:t>Структура экспорт из Италия товаров группы 5101 - Шерсть, не подвергнутая кардо- или гребнечесанию - в 2023 году была представлена следующими основными товарными группами:</w:t>
         <w:br/>
@@ -687,6 +1605,14 @@
       </w:r>
     </w:p>
     <w:p>
+      <w:pPr>
+        <w:pStyle w:val="Heading3"/>
+      </w:pPr>
+      <w:r>
+        <w:t>Фрагмент docs/graphify-corpus/04-rynok-i-analitika.md:4881–4887</w:t>
+      </w:r>
+    </w:p>
+    <w:p>
       <w:r>
         <w:t>11% (23 млн USD): 510121 - Шерсть стриженая, мытая, некарбонизованная</w:t>
         <w:br/>
@@ -700,6 +1626,14 @@
     <w:p>
       <w:r>
         <w:t>---</w:t>
+      </w:r>
+    </w:p>
+    <w:p>
+      <w:pPr>
+        <w:pStyle w:val="Heading3"/>
+      </w:pPr>
+      <w:r>
+        <w:t>Фрагмент docs/graphify-corpus/04-rynok-i-analitika.md:4916–4939</w:t>
       </w:r>
     </w:p>
     <w:p>
@@ -756,6 +1690,14 @@
       </w:r>
     </w:p>
     <w:p>
+      <w:pPr>
+        <w:pStyle w:val="Heading3"/>
+      </w:pPr>
+      <w:r>
+        <w:t>Фрагмент docs/graphify-corpus/04-rynok-i-analitika.md:4944–4980</w:t>
+      </w:r>
+    </w:p>
+    <w:p>
       <w:r>
         <w:t>Индия - 4,39 тыс. US</w:t>
         <w:br/>
@@ -837,6 +1779,14 @@
       </w:r>
     </w:p>
     <w:p>
+      <w:pPr>
+        <w:pStyle w:val="Heading3"/>
+      </w:pPr>
+      <w:r>
+        <w:t>Фрагмент docs/graphify-corpus/04-rynok-i-analitika.md:4982–4991</w:t>
+      </w:r>
+    </w:p>
+    <w:p>
       <w:r>
         <w:t>Турция с долей 8,71% (47 тыс. US)</w:t>
         <w:br/>
@@ -855,6 +1805,14 @@
         <w:t>11,6% (63 тыс. USD): 410799 - Прочая кожа крупного рогатого скота</w:t>
         <w:br/>
         <w:t>0,237% (1,29 тыс. USD): 410791 - Прочая кожа, крупного рогатого скота, включая полукожу; нешлифованная лицевая недвоеная</w:t>
+      </w:r>
+    </w:p>
+    <w:p>
+      <w:pPr>
+        <w:pStyle w:val="Heading3"/>
+      </w:pPr>
+      <w:r>
+        <w:t>Фрагмент docs/graphify-corpus/04-rynok-i-analitika.md:4994–5004</w:t>
       </w:r>
     </w:p>
     <w:p>
@@ -885,6 +1843,14 @@
       </w:r>
     </w:p>
     <w:p>
+      <w:pPr>
+        <w:pStyle w:val="Heading3"/>
+      </w:pPr>
+      <w:r>
+        <w:t>Фрагмент docs/graphify-corpus/04-rynok-i-analitika.md:5009–5029</w:t>
+      </w:r>
+    </w:p>
+    <w:p>
       <w:r>
         <w:t>Индия с долей 2,38% (15 млн US)</w:t>
         <w:br/>
@@ -931,6 +1897,14 @@
         <w:t>Италия с долей 29% (166 млн US)</w:t>
         <w:br/>
         <w:t>Южная Корея с долей 10,9% (61 млн US)</w:t>
+      </w:r>
+    </w:p>
+    <w:p>
+      <w:pPr>
+        <w:pStyle w:val="Heading3"/>
+      </w:pPr>
+      <w:r>
+        <w:t>Фрагмент docs/graphify-corpus/04-rynok-i-analitika.md:5036–5060</w:t>
       </w:r>
     </w:p>
     <w:p>
@@ -993,6 +1967,14 @@
       </w:r>
     </w:p>
     <w:p>
+      <w:pPr>
+        <w:pStyle w:val="Heading3"/>
+      </w:pPr>
+      <w:r>
+        <w:t>Фрагмент docs/graphify-corpus/04-rynok-i-analitika.md:5065–5082</w:t>
+      </w:r>
+    </w:p>
+    <w:p>
       <w:r>
         <w:t>Россия с долей 3,31% (9,5 млн US)</w:t>
         <w:br/>
@@ -1029,6 +2011,14 @@
         <w:t>Таиланд с долей 20% (39 млн US)</w:t>
         <w:br/>
         <w:t>Вьетнам с долей 15,2% (28 млн US)</w:t>
+      </w:r>
+    </w:p>
+    <w:p>
+      <w:pPr>
+        <w:pStyle w:val="Heading3"/>
+      </w:pPr>
+      <w:r>
+        <w:t>Фрагмент docs/graphify-corpus/04-rynok-i-analitika.md:5087–5110</w:t>
       </w:r>
     </w:p>
     <w:p>
@@ -1087,6 +2077,14 @@
       </w:r>
     </w:p>
     <w:p>
+      <w:pPr>
+        <w:pStyle w:val="Heading3"/>
+      </w:pPr>
+      <w:r>
+        <w:t>Фрагмент docs/graphify-corpus/04-rynok-i-analitika.md:5115–5132</w:t>
+      </w:r>
+    </w:p>
+    <w:p>
       <w:r>
         <w:t>Филиппины с долей 2,94% (10,5 млн US)</w:t>
         <w:br/>
@@ -1126,6 +2124,14 @@
       </w:r>
     </w:p>
     <w:p>
+      <w:pPr>
+        <w:pStyle w:val="Heading3"/>
+      </w:pPr>
+      <w:r>
+        <w:t>Фрагмент docs/graphify-corpus/04-rynok-i-analitika.md:5137–5148</w:t>
+      </w:r>
+    </w:p>
+    <w:p>
       <w:r>
         <w:t>Пакистан с долей 1,55% (16,2 млн US)</w:t>
         <w:br/>
@@ -1146,6 +2152,14 @@
         <w:t>0,191% (1,99 млн USD): 410711 - Целые шкуры крупного рогатого скота, нешлифованные лицевые недвоенные</w:t>
         <w:br/>
         <w:t>0,066% (698 тыс. USD): 410791 - Прочая кожа, крупного рогатого скота, включая полукожу; нешлифованная лицевая недвоеная</w:t>
+      </w:r>
+    </w:p>
+    <w:p>
+      <w:pPr>
+        <w:pStyle w:val="Heading3"/>
+      </w:pPr>
+      <w:r>
+        <w:t>Фрагмент docs/graphify-corpus/04-rynok-i-analitika.md:5150–5161</w:t>
       </w:r>
     </w:p>
     <w:p>
@@ -1178,6 +2192,14 @@
       </w:r>
     </w:p>
     <w:p>
+      <w:pPr>
+        <w:pStyle w:val="Heading3"/>
+      </w:pPr>
+      <w:r>
+        <w:t>Фрагмент docs/graphify-corpus/04-rynok-i-analitika.md:5166–5185</w:t>
+      </w:r>
+    </w:p>
+    <w:p>
       <w:r>
         <w:t>Монголия с долей 1,67% (1,22 млн US)</w:t>
         <w:br/>
@@ -1224,6 +2246,14 @@
       </w:r>
     </w:p>
     <w:p>
+      <w:pPr>
+        <w:pStyle w:val="Heading3"/>
+      </w:pPr>
+      <w:r>
+        <w:t>Фрагмент docs/graphify-corpus/04-rynok-i-analitika.md:5192–5204</w:t>
+      </w:r>
+    </w:p>
+    <w:p>
       <w:r>
         <w:t>Австрия с долей 1,35% (473 тыс. US)</w:t>
         <w:br/>
@@ -1248,6 +2278,14 @@
         <w:t>12,9% (4,53 млн USD): 410719 - Прочие шкуры крупного рогатого скота</w:t>
         <w:br/>
         <w:t>5,87% (2,05 млн USD): 410791 - Прочая кожа, крупного рогатого скота, включая полукожу; нешлифованная лицевая недвоеная</w:t>
+      </w:r>
+    </w:p>
+    <w:p>
+      <w:pPr>
+        <w:pStyle w:val="Heading3"/>
+      </w:pPr>
+      <w:r>
+        <w:t>Фрагмент docs/graphify-corpus/04-rynok-i-analitika.md:5206–5216</w:t>
       </w:r>
     </w:p>
     <w:p>
@@ -1278,6 +2316,14 @@
       </w:r>
     </w:p>
     <w:p>
+      <w:pPr>
+        <w:pStyle w:val="Heading3"/>
+      </w:pPr>
+      <w:r>
+        <w:t>Фрагмент docs/graphify-corpus/04-rynok-i-analitika.md:5218–5257</w:t>
+      </w:r>
+    </w:p>
+    <w:p>
       <w:r>
         <w:t>Казахстан - 109 тыс. US</w:t>
         <w:br/>
@@ -1366,6 +2412,14 @@
       </w:r>
     </w:p>
     <w:p>
+      <w:pPr>
+        <w:pStyle w:val="Heading3"/>
+      </w:pPr>
+      <w:r>
+        <w:t>Фрагмент docs/graphify-corpus/04-rynok-i-analitika.md:5262–5279</w:t>
+      </w:r>
+    </w:p>
+    <w:p>
       <w:r>
         <w:t>Индия с долей 1,64% (4,36 млн US)</w:t>
         <w:br/>
@@ -1402,6 +2456,14 @@
         <w:t>Португалия с долей 5,05% (8,66 млн US)</w:t>
         <w:br/>
         <w:t>Египет с долей 4,57% (7,82 млн US)</w:t>
+      </w:r>
+    </w:p>
+    <w:p>
+      <w:pPr>
+        <w:pStyle w:val="Heading3"/>
+      </w:pPr>
+      <w:r>
+        <w:t>Фрагмент docs/graphify-corpus/04-rynok-i-analitika.md:5284–5307</w:t>
       </w:r>
     </w:p>
     <w:p>
@@ -1460,6 +2522,14 @@
       </w:r>
     </w:p>
     <w:p>
+      <w:pPr>
+        <w:pStyle w:val="Heading3"/>
+      </w:pPr>
+      <w:r>
+        <w:t>Фрагмент docs/graphify-corpus/04-rynok-i-analitika.md:5312–5329</w:t>
+      </w:r>
+    </w:p>
+    <w:p>
       <w:r>
         <w:t>Вьетнам с долей 5,09% (117 млн US)</w:t>
         <w:br/>
@@ -1499,6 +2569,14 @@
       </w:r>
     </w:p>
     <w:p>
+      <w:pPr>
+        <w:pStyle w:val="Heading3"/>
+      </w:pPr>
+      <w:r>
+        <w:t>Фрагмент docs/graphify-corpus/04-rynok-i-analitika.md:5334–5345</w:t>
+      </w:r>
+    </w:p>
+    <w:p>
       <w:r>
         <w:t>Швеция с долей 3,19% (10 млн US)</w:t>
         <w:br/>
@@ -1519,6 +2597,14 @@
         <w:t>3,41% (10,7 млн USD): 410711 - Целые шкуры крупного рогатого скота, нешлифованные лицевые недвоенные</w:t>
         <w:br/>
         <w:t>3,05% (9,62 млн USD): 410791 - Прочая кожа, крупного рогатого скота, включая полукожу; нешлифованная лицевая недвоеная</w:t>
+      </w:r>
+    </w:p>
+    <w:p>
+      <w:pPr>
+        <w:pStyle w:val="Heading3"/>
+      </w:pPr>
+      <w:r>
+        <w:t>Фрагмент docs/graphify-corpus/04-rynok-i-analitika.md:5347–5357</w:t>
       </w:r>
     </w:p>
     <w:p>
@@ -1549,6 +2635,14 @@
       </w:r>
     </w:p>
     <w:p>
+      <w:pPr>
+        <w:pStyle w:val="Heading3"/>
+      </w:pPr>
+      <w:r>
+        <w:t>Фрагмент docs/graphify-corpus/04-rynok-i-analitika.md:5362–5384</w:t>
+      </w:r>
+    </w:p>
+    <w:p>
       <w:r>
         <w:t>США с долей 3,63% (9,34 млн US)</w:t>
         <w:br/>
@@ -1603,6 +2697,14 @@
       </w:r>
     </w:p>
     <w:p>
+      <w:pPr>
+        <w:pStyle w:val="Heading3"/>
+      </w:pPr>
+      <w:r>
+        <w:t>Фрагмент docs/graphify-corpus/04-rynok-i-analitika.md:5390–5401</w:t>
+      </w:r>
+    </w:p>
+    <w:p>
       <w:r>
         <w:t>Венгрия с долей 1,73% (4,78 млн US)</w:t>
         <w:br/>
@@ -1625,6 +2727,14 @@
         <w:t>1,9% (5,25 млн USD): 410791 - Прочая кожа, крупного рогатого скота, включая полукожу; нешлифованная лицевая недвоеная</w:t>
         <w:br/>
         <w:t>Потенциальные рынки сбыта</w:t>
+      </w:r>
+    </w:p>
+    <w:p>
+      <w:pPr>
+        <w:pStyle w:val="Heading3"/>
+      </w:pPr>
+      <w:r>
+        <w:t>Фрагмент docs/graphify-corpus/04-rynok-i-analitika.md:5414–5429</w:t>
       </w:r>
     </w:p>
     <w:p>
@@ -1664,6 +2774,14 @@
       </w:r>
     </w:p>
     <w:p>
+      <w:pPr>
+        <w:pStyle w:val="Heading3"/>
+      </w:pPr>
+      <w:r>
+        <w:t>Фрагмент docs/graphify-corpus/04-rynok-i-analitika.md:5432–5441</w:t>
+      </w:r>
+    </w:p>
+    <w:p>
       <w:r>
         <w:t>Китай | Табл. 89| Весь мир | Leather further prepared after tanning or crusting, including parchment-dressed leather, of sheep or lamb, without wool on, whether or not split | Стоимость (долл. США) и Изменение стоимости, г/г (%) | 2019 - 2023</w:t>
       </w:r>
@@ -1686,6 +2804,14 @@
       </w:r>
     </w:p>
     <w:p>
+      <w:pPr>
+        <w:pStyle w:val="Heading3"/>
+      </w:pPr>
+      <w:r>
+        <w:t>Фрагмент docs/graphify-corpus/04-rynok-i-analitika.md:5446–5458</w:t>
+      </w:r>
+    </w:p>
+    <w:p>
       <w:r>
         <w:t>Венгрия с долей 2,19% (503 тыс. US)</w:t>
         <w:br/>
@@ -1712,6 +2838,14 @@
         <w:t>Эфиопия с долей 22% (7,21 млн US)</w:t>
         <w:br/>
         <w:t>Индия с долей 15,8% (5,16 млн US)</w:t>
+      </w:r>
+    </w:p>
+    <w:p>
+      <w:pPr>
+        <w:pStyle w:val="Heading3"/>
+      </w:pPr>
+      <w:r>
+        <w:t>Фрагмент docs/graphify-corpus/04-rynok-i-analitika.md:5463–5481</w:t>
       </w:r>
     </w:p>
     <w:p>
@@ -1760,6 +2894,14 @@
       </w:r>
     </w:p>
     <w:p>
+      <w:pPr>
+        <w:pStyle w:val="Heading3"/>
+      </w:pPr>
+      <w:r>
+        <w:t>Фрагмент docs/graphify-corpus/04-rynok-i-analitika.md:5486–5497</w:t>
+      </w:r>
+    </w:p>
+    <w:p>
       <w:r>
         <w:t>Бангладеш с долей 3,68% (2,24 млн US)</w:t>
         <w:br/>
@@ -1784,6 +2926,14 @@
         <w:t>Эфиопия с долей 13,6% (889 тыс. US)</w:t>
         <w:br/>
         <w:t>Великобритания с долей 7,97% (520 тыс. US)</w:t>
+      </w:r>
+    </w:p>
+    <w:p>
+      <w:pPr>
+        <w:pStyle w:val="Heading3"/>
+      </w:pPr>
+      <w:r>
+        <w:t>Фрагмент docs/graphify-corpus/04-rynok-i-analitika.md:5502–5519</w:t>
       </w:r>
     </w:p>
     <w:p>
@@ -1830,6 +2980,14 @@
       </w:r>
     </w:p>
     <w:p>
+      <w:pPr>
+        <w:pStyle w:val="Heading3"/>
+      </w:pPr>
+      <w:r>
+        <w:t>Фрагмент docs/graphify-corpus/04-rynok-i-analitika.md:5524–5537</w:t>
+      </w:r>
+    </w:p>
+    <w:p>
       <w:r>
         <w:t>Германия с долей 6,18% (33 тыс. US)</w:t>
         <w:br/>
@@ -1858,6 +3016,14 @@
         <w:t>Индия с долей 31% (17,3 млн US)</w:t>
         <w:br/>
         <w:t>Великобритания с долей 6,32% (3,47 млн US)</w:t>
+      </w:r>
+    </w:p>
+    <w:p>
+      <w:pPr>
+        <w:pStyle w:val="Heading3"/>
+      </w:pPr>
+      <w:r>
+        <w:t>Фрагмент docs/graphify-corpus/04-rynok-i-analitika.md:5542–5571</w:t>
       </w:r>
     </w:p>
     <w:p>
@@ -1928,6 +3094,14 @@
       </w:r>
     </w:p>
     <w:p>
+      <w:pPr>
+        <w:pStyle w:val="Heading3"/>
+      </w:pPr>
+      <w:r>
+        <w:t>Фрагмент docs/graphify-corpus/04-rynok-i-analitika.md:5576–5594</w:t>
+      </w:r>
+    </w:p>
+    <w:p>
       <w:r>
         <w:t>Португалия с долей 2,09% (34 тыс. US)</w:t>
         <w:br/>
@@ -1974,6 +3148,14 @@
       </w:r>
     </w:p>
     <w:p>
+      <w:pPr>
+        <w:pStyle w:val="Heading3"/>
+      </w:pPr>
+      <w:r>
+        <w:t>Фрагмент docs/graphify-corpus/04-rynok-i-analitika.md:5600–5612</w:t>
+      </w:r>
+    </w:p>
+    <w:p>
       <w:r>
         <w:t>Турция с долей 2,92% (2,97 млн US)</w:t>
         <w:br/>
@@ -2003,6 +3185,14 @@
       </w:r>
     </w:p>
     <w:p>
+      <w:pPr>
+        <w:pStyle w:val="Heading3"/>
+      </w:pPr>
+      <w:r>
+        <w:t>Фрагмент docs/graphify-corpus/04-rynok-i-analitika.md:5618–5625</w:t>
+      </w:r>
+    </w:p>
+    <w:p>
       <w:r>
         <w:t>Пакистан с долей 1,47% (1,59 млн US)</w:t>
         <w:br/>
@@ -2019,6 +3209,14 @@
     <w:p>
       <w:r>
         <w:t>Потенциальные рынки сбыта</w:t>
+      </w:r>
+    </w:p>
+    <w:p>
+      <w:pPr>
+        <w:pStyle w:val="Heading3"/>
+      </w:pPr>
+      <w:r>
+        <w:t>Фрагмент docs/graphify-corpus/04-rynok-i-analitika.md:6448–6454</w:t>
       </w:r>
     </w:p>
     <w:p>
@@ -2043,6 +3241,21 @@
       </w:pPr>
       <w:r>
         <w:t>Источник: docs/scenarios/baseline.yaml</w:t>
+      </w:r>
+    </w:p>
+    <w:p>
+      <w:r>
+        <w:t>Ссылки на исходный ТЭО (файл:строка):</w:t>
+      </w:r>
+    </w:p>
+    <w:p>
+      <w:r>
+        <w:rPr>
+          <w:rFonts w:ascii="Consolas" w:hAnsi="Consolas"/>
+          <w:color w:val="1A568E"/>
+          <w:sz w:val="18"/>
+        </w:rPr>
+        <w:t>↳ docs/scenarios/baseline.yaml:1–76</w:t>
       </w:r>
     </w:p>
     <w:p>

--- a/docs/inventory/krolikovodstvo/docx/T07-byproducts.docx
+++ b/docs/inventory/krolikovodstvo/docx/T07-byproducts.docx
@@ -3261,6 +3261,304 @@
     <w:p>
       <w:r>
         <w:t>{}</w:t>
+      </w:r>
+    </w:p>
+    <w:p>
+      <w:pPr>
+        <w:pStyle w:val="Heading2"/>
+      </w:pPr>
+      <w:r>
+        <w:t>Источник: docs/teo/134-корма-для-выращивания-рыбы-в-узв.md (экология — отходы кроликов, навоз)</w:t>
+      </w:r>
+    </w:p>
+    <w:p>
+      <w:r>
+        <w:t>Ссылки на исходный ТЭО (файл:строка):</w:t>
+      </w:r>
+    </w:p>
+    <w:p>
+      <w:r>
+        <w:rPr>
+          <w:rFonts w:ascii="Consolas" w:hAnsi="Consolas"/>
+          <w:color w:val="1A568E"/>
+          <w:sz w:val="18"/>
+        </w:rPr>
+        <w:t>↳ docs/teo/134-корма-для-выращивания-рыбы-в-узв.md:1–57</w:t>
+      </w:r>
+    </w:p>
+    <w:p>
+      <w:pPr>
+        <w:pStyle w:val="Heading2"/>
+      </w:pPr>
+      <w:r>
+        <w:t>Корма для выращивания рыбы в УЗВ</w:t>
+      </w:r>
+    </w:p>
+    <w:p>
+      <w:r>
+        <w:t>Кормовой коэффициент</w:t>
+      </w:r>
+    </w:p>
+    <w:p>
+      <w:r>
+        <w:t>Для того, чтобы вырастить килограмм говядины, фермер должен затратить около десяти килограммов корма; для того, чтобы вырастить килограмм свинины, потратить придется пять-шесть килограмм корма; для птицы – два-три килограмма корма. Кормовой коэффициент для рыбы – всего лишь 1-1,5 килограмма корма на килограмм привеса. Это на порядок меньше, чем в производстве мяса КРС, самого затратного вида фермерства.</w:t>
+      </w:r>
+    </w:p>
+    <w:p>
+      <w:r>
+        <w:t>Именно поэтому рыба – весьма эффективный источник вложений. У каждого вида рыб этот кормовой коэффициент свой, например, у осетровых кормовой коэффициент 1,3-1,4; то есть на 50 тонн рыбы требуется примерно 65 тонн корма.</w:t>
+      </w:r>
+    </w:p>
+    <w:p>
+      <w:r>
+        <w:t>У форели этот коэффициент 1,1-1,2; потребуется 55-60 тон корма. Для того, чтобы вырастить 50 тонн африканского сома при кормовом коэффициенте 1-1,1; вы потратите примерно 50 тонн корма.</w:t>
+      </w:r>
+    </w:p>
+    <w:p>
+      <w:r>
+        <w:t>Норма кормления</w:t>
+        <w:br/>
+        <w:t>Норма кормления – это процент от массы тела рыбы, который она получает с кормом в сутки. Например, у вас есть пять тонн мальков в системе, которые потребляют до 10% от своей массы. Этим пяти тоннам мальков вы должны будете скормить до полутонны корма в сутки. Если же у вас пять тонн товарной рыбы, то скорее всего норма кормления будет не более 1,5%, а это всего лишь 75 килограммов корма в сутки.</w:t>
+      </w:r>
+    </w:p>
+    <w:p>
+      <w:r>
+        <w:t>Что ест рыба в УЗВ</w:t>
+        <w:br/>
+        <w:t>В естественных условиях рыба питается тем, что находит в воде: хищник поедает другую рыбу, растительноядные едят водоросли и другие водные растения. Рыбоводы, которые выращивают рыбу в пруду, кормят её практически любой органикой: зерном, червями, комплексными кормами для прудовой рыбы. Это не всегда даёт хороший результат по качеству мяса и кормовому коэффициенту. В УЗВ рыбу кормят только качественными экструдированными кормами.</w:t>
+        <w:br/>
+        <w:t>Состав корма для выращивания рыбы в УЗВ</w:t>
+        <w:br/>
+        <w:t>Основа экструдированного корма – это рыбная мука, зерновые, премиксы (витаминная добавка) и рыбий жир. Могут входить туда и, например, экстракт растительного белка (соевый концентрат, кукурузный глютен), соевый шрот, гемоглобин, растительное масло, премиксы, комплекс биологически активных веществ, другие добавки – у каждого производителя свой рецепт.</w:t>
+      </w:r>
+    </w:p>
+    <w:p>
+      <w:r>
+        <w:t>В корме для УЗВ содержится всё, что необходимо рыбе, он гомогенизирован и собран в гранулы, так что усваивается максимально легко и качественно.</w:t>
+        <w:br/>
+        <w:t>Поэтому рыбу в течение жизни кормят одним кормом, меняя его только при переходе в другую стадию развития: малька кормят стартовыми кормами, товарную рыбу – товарными кормами, маточное стадо – специальными кормами для маточного стада.</w:t>
+      </w:r>
+    </w:p>
+    <w:p>
+      <w:r>
+        <w:t>Как выбрать корм для выращивания рыб в УЗВ</w:t>
+      </w:r>
+    </w:p>
+    <w:p>
+      <w:r>
+        <w:t>Существуют экструдированные корма импортного и российского производства. Импортные стоят дороже, отечественные дешевле. Импортные корма стабильней по качеству и составу, по поставкам – то есть, беспокоится о том, как растет рыба, не нужно.</w:t>
+      </w:r>
+    </w:p>
+    <w:p>
+      <w:r>
+        <w:t>С отечественным кормом больше рисков: они бывают нестабильны по качеству, кормовой коэффициент у них выше, а иногда для поставки они недоступны.</w:t>
+      </w:r>
+    </w:p>
+    <w:p>
+      <w:r>
+        <w:t>Поэтому 90% фермеров, которые занимаются ценными видами рыб (осетровые, форель) в промышленных масштабах, используют именно импортные корма. Российские корма можно использовать для выращивания африканского сома – для этого вида рыбы в России производят неплохую продукцию, которая дешевле импортных и при этом дает хорошие результаты.</w:t>
+      </w:r>
+    </w:p>
+    <w:p>
+      <w:r>
+        <w:t>Поставщиков много, и они замещают друг друга. Если основа вашего бизнеса – осетровые или форель, но выращиваете вы их в небольших количествах (5-10 тонн) и лично контролируете процесс, уверены, что не упустите момент, если что-то пойдёт не так, тогда и осетровых, и форель можно кормить российскими кормами.</w:t>
+      </w:r>
+    </w:p>
+    <w:p>
+      <w:r>
+        <w:t>Однако если речь идёт о выращивании премиальных рыб или о промышленном крупномасштабном производстве, предпочтительно использовать более надежные импортные корма – Coppens, Biomar, Aller Aqua, Le Gouessant, Skretting, Raisioagro.</w:t>
+      </w:r>
+    </w:p>
+    <w:p>
+      <w:r>
+        <w:t>Российских поставщиков кормов тоже нужно знать:</w:t>
+      </w:r>
+    </w:p>
+    <w:p>
+      <w:r>
+        <w:t>Лимкорм (Белгород) – один из самых неплохих производителей в России;</w:t>
+      </w:r>
+    </w:p>
+    <w:p>
+      <w:r>
+        <w:t>Aquarex (Тверь) – в последние годы производители этого корма повысили качество продукции; корма Гатчинского комбикормового завода; АквАлей (Алтай); Премикс (Краснодар); Агро-Матик (Нижний Новгород); Казахстан также производит корма, которые близки к российским по цене и качеству.</w:t>
+      </w:r>
+    </w:p>
+    <w:p>
+      <w:r>
+        <w:t>7.2.2. Воздействие технологии на окружающую среду</w:t>
+      </w:r>
+    </w:p>
+    <w:p>
+      <w:r>
+        <w:t>Производство не оказывает негативного воздействия на окружающую среду.</w:t>
+        <w:br/>
+        <w:t>Производство мяса кролика:</w:t>
+        <w:br/>
+        <w:t>В процессе производства мяса кролика отсутствуют твердые, жидкие и газовые отходы.</w:t>
+        <w:br/>
+        <w:t>Навоз кроликов будет перерабатываться для производства удобрений.</w:t>
+        <w:br/>
+        <w:t>Кроличья кожа будет направлена на продажу.</w:t>
+        <w:br/>
+        <w:t>Производство мяса крупного рогатого скота и овец:</w:t>
+        <w:br/>
+        <w:t>В производстве мяса крупного рогатого скота и овец также отсутствуют твердые, жидкие и газовые отходы.</w:t>
+        <w:br/>
+        <w:t>Навоз крупного рогатого скота и овец, а также органические отходы будут направлены в биогазовые установки для производства электроэнергии, биогаза, теплоэнергии и удобрений.</w:t>
+        <w:br/>
+        <w:t>Кожа крупного рогатого скота и овец будет использоваться для производства натуральной кожи.</w:t>
+        <w:br/>
+        <w:t>Отходы кожи, лапы, головы и кости будут перерабатываться для производства халяльного желатина.</w:t>
+        <w:br/>
+        <w:t>Кровь животных после убоя будет использоваться для производства кровяной муки.</w:t>
+        <w:br/>
+        <w:t>Шерсть овец будет перерабатываться и продаваться.</w:t>
+        <w:br/>
+        <w:t>Использование теплоэнергии:</w:t>
+        <w:br/>
+        <w:t>Тепличный комплекс будет отапливаться за счет теплоэнергии, вырабатываемой биогазовыми установками, что исключает образование газовых отходов.</w:t>
+        <w:br/>
+        <w:t>Обработка жидких отходов:</w:t>
+        <w:br/>
+        <w:t>Жидкие отходы производственных комплексов, будут собираться в выгребную яму объемом 500 м³.</w:t>
+      </w:r>
+    </w:p>
+    <w:p>
+      <w:pPr>
+        <w:pStyle w:val="Heading2"/>
+      </w:pPr>
+      <w:r>
+        <w:t>Источник: docs/graphify-corpus/03-proizvodstvo-i-tehnologii.md</w:t>
+      </w:r>
+    </w:p>
+    <w:p>
+      <w:r>
+        <w:t>Ссылки на исходный ТЭО (файл:строка):</w:t>
+      </w:r>
+    </w:p>
+    <w:p>
+      <w:r>
+        <w:rPr>
+          <w:rFonts w:ascii="Consolas" w:hAnsi="Consolas"/>
+          <w:color w:val="1A568E"/>
+          <w:sz w:val="18"/>
+        </w:rPr>
+        <w:t>↳ docs/graphify-corpus/03-proizvodstvo-i-tehnologii.md:856–864</w:t>
+      </w:r>
+    </w:p>
+    <w:p>
+      <w:r>
+        <w:rPr>
+          <w:rFonts w:ascii="Consolas" w:hAnsi="Consolas"/>
+          <w:color w:val="1A568E"/>
+          <w:sz w:val="18"/>
+        </w:rPr>
+        <w:t>↳ docs/graphify-corpus/03-proizvodstvo-i-tehnologii.md:877–904</w:t>
+      </w:r>
+    </w:p>
+    <w:p>
+      <w:pPr>
+        <w:pStyle w:val="Heading3"/>
+      </w:pPr>
+      <w:r>
+        <w:t>Фрагмент docs/graphify-corpus/03-proizvodstvo-i-tehnologii.md:856–864</w:t>
+      </w:r>
+    </w:p>
+    <w:p>
+      <w:r>
+        <w:t>Используются органические удобрения - распространенный и недорого способ подкормить растения в саду или огороде.</w:t>
+        <w:br/>
+        <w:t>## Разновидностей подкормок существует несколько.</w:t>
+      </w:r>
+    </w:p>
+    <w:p>
+      <w:r>
+        <w:t>Одной из самых лучших, по мнению садоводов, является кроличий навоз. В нем содержится гораздо больше полезных для растений веществ, чем даже в конском и коровьем.</w:t>
+      </w:r>
+    </w:p>
+    <w:p>
+      <w:r>
+        <w:t>Но разумеется, использовать на грядках в огороде его следует правильно. Кроличий навоз как удобрение: отзывы садоводов Полезность этой органики владельцами садов и огородов была замечена уже очень давно.</w:t>
+      </w:r>
+    </w:p>
+    <w:p>
+      <w:r>
+        <w:t>Для подкормки растений такой навоз используется во всех странах мира. Фермеры, занимающиеся сельскохозяйственными культурами, и дачники, выращивающие огородные растения, даже называют его «кроличьим золотом».</w:t>
+      </w:r>
+    </w:p>
+    <w:p>
+      <w:pPr>
+        <w:pStyle w:val="Heading3"/>
+      </w:pPr>
+      <w:r>
+        <w:t>Фрагмент docs/graphify-corpus/03-proizvodstvo-i-tehnologii.md:877–904</w:t>
+      </w:r>
+    </w:p>
+    <w:p>
+      <w:r>
+        <w:t>Вместе с кроличьим навозом обычно используется и солома из клеток, пропитанная мочой. Благодаря этому готовый компост имеет просто уникальные характеристики.</w:t>
+      </w:r>
+    </w:p>
+    <w:p>
+      <w:r>
+        <w:t>Недостатки кроличьего навоза. Таким образом, кроличий навоз как удобрение отзывы садоводов заслужил просто отличные.</w:t>
+      </w:r>
+    </w:p>
+    <w:p>
+      <w:r>
+        <w:t>Минусов у использования этого вида органики практически нет. Опытные фермеры не советуют применять его лишь в чистом виде. Использование кроличьего навоза может привести к тому, что на частях растений появятся ожоги. Из всего вышесказанного несложно сделать один простой вывод.</w:t>
+      </w:r>
+    </w:p>
+    <w:p>
+      <w:r>
+        <w:t>можно ли использовать кроличий навоз как удобрение, прост: не только можно, но и нужно. Однако исключительно в переработанном виде. Способы использования Конечно же, из-за доступности дачники для удобрения растений используют на огороде чаще всего коровий навоз. Кролики — животные мелкие и слишком много не едят. Следовательно, очень уж большого количества навоза от них получить нельзя.</w:t>
+        <w:br/>
+        <w:t>Поэтому используют его дачники в основном только для некоторых растений — перенесших болезнь (для поддержки), для тех, от которых хотят получить наилучший урожай и т. д. Собственно применяться компост может несколькими способами: в сухом виде; в качестве гумуса; в виде компоста; в виде жижи.</w:t>
+      </w:r>
+    </w:p>
+    <w:p>
+      <w:r>
+        <w:t>Отзывы садоводов об использовании в сухом виде Кроличий навоз — единственная разновидность органики, которую можно применять таким образом. В этом случае катышки сначала просушивают на солнце, а затем тщательно растирают. Получившийся порошок смешивают с почвой в пропорции 1х3. В особенности хорошие отзывы о таком средстве имеются у любителей комнатных цветов. Добавляют это удобрение обычно в почву при посадке растений. В этом случае цветы в последующем лучше растут и не болеют.</w:t>
+      </w:r>
+    </w:p>
+    <w:p>
+      <w:r>
+        <w:t>Использование в качестве компоста</w:t>
+        <w:br/>
+        <w:t>Его лучше перерабатывать при необходимости внесения хорошей органики (пусть и в небольшом количестве) по всей площади огорода. Для приготовления компоста используют «катышки» с соломой из клеток. Также в массу добавляют конский или коровий навоз. Можно подбрасывать в кучу и пищевые отходы. Компостировать навоз следует в тени. Неплохим решением, к примеру, будет выбрать место для него под деревом.</w:t>
+      </w:r>
+    </w:p>
+    <w:p>
+      <w:r>
+        <w:t>Участок (примерно 2х2 метра) нужно очистить от бурьяна, кустов, толстых корней растений и снять с него слой земли на штык лопаты. Далее на дно получившейся ямки укладывается слой торфа. Достаточно будет 20 см. Это необходимо для того, чтобы питательные вещества из кучи не просачивались в почву. Вместо торфа можно использовать солому или сухую листву. Собственно сами компоненты будущего удобрения следует складывать слоями в любом порядке. Во время компостирования нужно следить за тем, чтобы куча не пересыхала. В жаркие дни ее нужно поливать водой и перелопачивать.</w:t>
+      </w:r>
+    </w:p>
+    <w:p>
+      <w:r>
+        <w:t>Использование кроличьего навоза в виде компоста возможно как осенью — под перекопку, так и весной — перед самой высадкой растений. Вносить его допускается и под плодовые деревья, и в грядки с овощными культурами. Отзывы о применении гумуса Именно это средство в большинстве случаев огородники и называют «кроличьим золотом». Приготовить гумус несколько сложнее чем компост, но возможно даже и в условиях небольшого дачного участка. Делают это органическое удобрение с использованием большого количества дождевых червей. Последние иногда даже культивируются для этого отдельно. Однако размножить червей на даче, конечно же, проблематично. Поэтому опытные садоводы советуют не дожидаться переработки кучи полностью, а просто приготовить компостно-гумусную смесь. Для этого нужно накопать побольше червей и запустить их в кучу. Как только они переработают нижний слой компоста, массу нужно перемешать и применять как удобрение. Как использовать кроличий навоз в виде жижи О полезных свойствах этой разновидности подкормки, отзывы у огородников также отличные. Хвалят его в основном за быстродействие.</w:t>
+      </w:r>
+    </w:p>
+    <w:p>
+      <w:r>
+        <w:t>Для приготовления питательной жидкости ведро навоза заливается 10-15 ведрами воды (можно в бочке). Настаивать такое удобрение нужно неделю. Можно добавить к кроличьему навозу коровий или пищевые остатки.</w:t>
+        <w:br/>
+        <w:t>В этом случае нужно использовать большее количество воды. Полученное таким образом удобрение опытные огородники считают наиболее полезным для плодовых деревьев и ягодных кустарников.</w:t>
+      </w:r>
+    </w:p>
+    <w:p>
+      <w:r>
+        <w:t>использовать его и для огородных растений на грядках. Какие культуры подкармливать Кроличий навоз, применение которого позволяет значительно увеличить урожайность овощей, зелени, фруктов и ягод допускается использовать для любых садовых и огородных растений.</w:t>
+      </w:r>
+    </w:p>
+    <w:p>
+      <w:r>
+        <w:t>Однако наибольший эффект от такой подкормки, судя по отзывам дачников, можно получить на косточковых культурах. Если хозяин загородного участка будет вносить под каждое плодовое дерево (сливу, вишню и т. д.) по 7-10 кг такого удобрения, ему удастся значительно увеличить урожайность. Помимо косточковых, очень хорошо на кроличий навоз отзывается и малина. Путем внесения такого удобрения в количестве 3 кг на метр ряда этого кустарника можно увеличить урожайность, как считают многие садоводы, почти вдвое.</w:t>
+      </w:r>
+    </w:p>
+    <w:p>
+      <w:r>
+        <w:t>Вносить навоз под малину нужно осторожно. Дело в том, что корни у нее расположены близко к поверхности земли. Поэтому органику лучше всего рассыпать органику поверху — вдоль рядов, а далее заглубить ее посредством граблей. Можно также просто пролить малину, приготовленным по описанной выше технологии жидким средством.</w:t>
       </w:r>
     </w:p>
     <w:sectPr>
